--- a/companies/calderwood-partners/Engagements/Poole, Mcknight and Rush/Meeting Minutes 2019-05-10 - Poole, Mcknight and Rush.docx
+++ b/companies/calderwood-partners/Engagements/Poole, Mcknight and Rush/Meeting Minutes 2019-05-10 - Poole, Mcknight and Rush.docx
@@ -3,8 +3,16 @@
 <w:document xmlns:wpc="http://schemas.microsoft.com/office/word/2010/wordprocessingCanvas" xmlns:mo="http://schemas.microsoft.com/office/mac/office/2008/main" xmlns:mc="http://schemas.openxmlformats.org/markup-compatibility/2006" xmlns:mv="urn:schemas-microsoft-com:mac:vml" xmlns:o="urn:schemas-microsoft-com:office:office" xmlns:r="http://schemas.openxmlformats.org/officeDocument/2006/relationships" xmlns:m="http://schemas.openxmlformats.org/officeDocument/2006/math" xmlns:v="urn:schemas-microsoft-com:vml" xmlns:wp14="http://schemas.microsoft.com/office/word/2010/wordprocessingDrawing" xmlns:wp="http://schemas.openxmlformats.org/drawingml/2006/wordprocessingDrawing" xmlns:w10="urn:schemas-microsoft-com:office:word" xmlns:w="http://schemas.openxmlformats.org/wordprocessingml/2006/main" xmlns:w14="http://schemas.microsoft.com/office/word/2010/wordml" xmlns:wpg="http://schemas.microsoft.com/office/word/2010/wordprocessingGroup" xmlns:wpi="http://schemas.microsoft.com/office/word/2010/wordprocessingInk" xmlns:wne="http://schemas.microsoft.com/office/word/2006/wordml" xmlns:wps="http://schemas.microsoft.com/office/word/2010/wordprocessingShape" mc:Ignorable="w14 wp14">
   <w:body>
     <w:p>
+      <w:pPr>
+        <w:pStyle w:val="Heading1"/>
+      </w:pPr>
       <w:r>
-        <w:t>Working session on the Capital Allocation Review for Poole, Mcknight and Rush. Minutes recorded by Deborah Jimenez.</w:t>
+        <w:t>Working Session: Capital Deployment and Returns to Date</w:t>
+      </w:r>
+    </w:p>
+    <w:p>
+      <w:r>
+        <w:t>Recorded by Deborah Jimenez. These minutes cover the working session on the capital allocation review for Poole, Mcknight and Rush and follow the order of the discussion. Figures called provisional in the room are marked so here.</w:t>
       </w:r>
     </w:p>
     <w:p>
@@ -12,7 +20,7 @@
         <w:pStyle w:val="Heading2"/>
       </w:pPr>
       <w:r>
-        <w:t>Present</w:t>
+        <w:t>Attendees</w:t>
       </w:r>
     </w:p>
     <w:p>
@@ -36,7 +44,7 @@
         <w:pStyle w:val="ListBullet"/>
       </w:pPr>
       <w:r>
-        <w:t>Sandra Flores, Chief Operating Officer, Poole, Mcknight and Rush</w:t>
+        <w:t>Sandra Flores, Chief Operating Officer</w:t>
       </w:r>
     </w:p>
     <w:p>
@@ -44,32 +52,12 @@
         <w:pStyle w:val="Heading2"/>
       </w:pPr>
       <w:r>
-        <w:t>Discussion</w:t>
+        <w:t>Current Deployment</w:t>
       </w:r>
     </w:p>
     <w:p>
       <w:r>
-        <w:t>The session reviewed the current-state work. Brenda Clayton presented the process map: how a capital request is raised, evaluated, approved, and funded within the business. The map is largely complete. One step is thinly documented, the post-investment review, because it appears to happen rarely and without a standard record. Where the practice is inconsistent the map shows the range rather than a single path. Brenda Clayton walked the group through two units whose steps differ enough that a request of the same size follows a noticeably different path in each.</w:t>
-      </w:r>
-    </w:p>
-    <w:p>
-      <w:r>
-        <w:t>The criteria used to weigh requests are not applied uniformly. Some units test a request against a hurdle rate; others do not. The spending threshold that sends a request to committee differs from one unit to the next. This is recorded as an observation. It is not yet a recommendation, and nothing in it should be read as one at this stage. Brenda Clayton noted that the divergence itself is the useful finding, since it explains why comparable requests fare differently depending on where they originate.</w:t>
-      </w:r>
-    </w:p>
-    <w:p>
-      <w:r>
-        <w:t>Deborah Jimenez confirmed the units in scope with Sandra Flores, so the review covers the parts of the business the engagement letter named and no others. The team also agreed that data requests to the client will route through a single point of contact. Sending the same question to several people had already produced two answers that did not match, and a single route avoids that.</w:t>
-      </w:r>
-    </w:p>
-    <w:p>
-      <w:r>
-        <w:t>The spending history is assembled for recent years and split by purpose and by unit. One unit's records are incomplete. Sandra Flores agreed to have the missing files sent over. Until they arrive, the combined history carries a gap in that unit and no firm total. Deborah Jimenez asked that the gap be marked plainly in any interim material so it is not mistaken for a complete figure.</w:t>
-      </w:r>
-    </w:p>
-    <w:p>
-      <w:r>
-        <w:t>Sandra Flores asked for an early read on the size of the savings the review might find. Brenda Clayton declined to give one. The figure depends on the criteria work, which is not finished, and any number offered now would not hold. The group agreed to revisit the question once that work is drafted, rather than attach a figure the analysis cannot yet support.</w:t>
+        <w:t>Brenda Clayton presented the map of where the company's capital sits today. The two largest businesses hold the majority of committed capital, with the balance spread thin across the rest. She marked this as a reading taken from the capital and asset registers, not a judgment on it. The registers reconcile to the general ledger for all but the third business, where the figures still come through at the segment total for part of the period. She is reconciling that period before she will call the figure firm. Sandra Flores confirmed the concentration in the largest business and named one investment not yet tied to the register, which was recorded for follow-up.</w:t>
       </w:r>
     </w:p>
     <w:p>
@@ -77,7 +65,33 @@
         <w:pStyle w:val="Heading2"/>
       </w:pPr>
       <w:r>
-        <w:t>Action items</w:t>
+        <w:t>Returns on Capital</w:t>
+      </w:r>
+    </w:p>
+    <w:p>
+      <w:r>
+        <w:t>Brenda Clayton took the returns work as far as it has reached. Returns vary widely across the businesses: two earn well above the company's stated hurdle and one sits below it. Two limits were noted. The allocation of shared overhead is not yet settled, so the business-level returns should be read as provisional. The returns for the smallest business rest on a single year and need a longer base before they will hold. Deborah Jimenez asked that a range, not a single point, carry into the option work until the overhead allocation is fixed, and that was agreed. The team will not present a business-level return as firm while the overhead split is open.</w:t>
+      </w:r>
+    </w:p>
+    <w:p>
+      <w:pPr>
+        <w:pStyle w:val="Heading2"/>
+      </w:pPr>
+      <w:r>
+        <w:t>The Allocation Process</w:t>
+      </w:r>
+    </w:p>
+    <w:p>
+      <w:r>
+        <w:t>Discussion turned to how reinvestment is decided today. There is a stated hurdle rate, but recent commitments do not consistently reflect it. Sandra Flores said the hurdle is applied unevenly across the businesses and asked that the review say so plainly. She noted that some commitments clear on strategic grounds that the hurdle never sees. Brenda Clayton will document both the stated policy and the practice, and mark where they part. No options were framed. It was agreed that options would be brought to the next session with their requirements and returns, and ranked only afterward.</w:t>
+      </w:r>
+    </w:p>
+    <w:p>
+      <w:pPr>
+        <w:pStyle w:val="Heading2"/>
+      </w:pPr>
+      <w:r>
+        <w:t>Action Items</w:t>
       </w:r>
     </w:p>
     <w:tbl>
@@ -101,7 +115,7 @@
               <w:rPr>
                 <w:b/>
               </w:rPr>
-              <w:t>Action</w:t>
+              <w:t>Item</w:t>
             </w:r>
           </w:p>
         </w:tc>
@@ -139,7 +153,71 @@
           </w:tcPr>
           <w:p>
             <w:r>
-              <w:t>Send the missing unit's capital records</w:t>
+              <w:t>Reconcile the open period in the third business and confirm the deployment figures</w:t>
+            </w:r>
+          </w:p>
+        </w:tc>
+        <w:tc>
+          <w:tcPr>
+            <w:tcW w:type="dxa" w:w="2880"/>
+          </w:tcPr>
+          <w:p>
+            <w:r>
+              <w:t>Brenda Clayton</w:t>
+            </w:r>
+          </w:p>
+        </w:tc>
+        <w:tc>
+          <w:tcPr>
+            <w:tcW w:type="dxa" w:w="2880"/>
+          </w:tcPr>
+          <w:p>
+            <w:r>
+              <w:t>Before the next working session</w:t>
+            </w:r>
+          </w:p>
+        </w:tc>
+      </w:tr>
+      <w:tr>
+        <w:tc>
+          <w:tcPr>
+            <w:tcW w:type="dxa" w:w="2880"/>
+          </w:tcPr>
+          <w:p>
+            <w:r>
+              <w:t>Settle the shared-overhead allocation and carry a range into the returns</w:t>
+            </w:r>
+          </w:p>
+        </w:tc>
+        <w:tc>
+          <w:tcPr>
+            <w:tcW w:type="dxa" w:w="2880"/>
+          </w:tcPr>
+          <w:p>
+            <w:r>
+              <w:t>Brenda Clayton</w:t>
+            </w:r>
+          </w:p>
+        </w:tc>
+        <w:tc>
+          <w:tcPr>
+            <w:tcW w:type="dxa" w:w="2880"/>
+          </w:tcPr>
+          <w:p>
+            <w:r>
+              <w:t>Before the option framing</w:t>
+            </w:r>
+          </w:p>
+        </w:tc>
+      </w:tr>
+      <w:tr>
+        <w:tc>
+          <w:tcPr>
+            <w:tcW w:type="dxa" w:w="2880"/>
+          </w:tcPr>
+          <w:p>
+            <w:r>
+              <w:t>Provide the additional investment tied to the largest business</w:t>
             </w:r>
           </w:p>
         </w:tc>
@@ -159,7 +237,7 @@
           </w:tcPr>
           <w:p>
             <w:r>
-              <w:t>Within two weeks</w:t>
+              <w:t>Within the week</w:t>
             </w:r>
           </w:p>
         </w:tc>
@@ -171,103 +249,7 @@
           </w:tcPr>
           <w:p>
             <w:r>
-              <w:t>Complete the current-state process map, including the post-investment review step</w:t>
-            </w:r>
-          </w:p>
-        </w:tc>
-        <w:tc>
-          <w:tcPr>
-            <w:tcW w:type="dxa" w:w="2880"/>
-          </w:tcPr>
-          <w:p>
-            <w:r>
-              <w:t>Brenda Clayton</w:t>
-            </w:r>
-          </w:p>
-        </w:tc>
-        <w:tc>
-          <w:tcPr>
-            <w:tcW w:type="dxa" w:w="2880"/>
-          </w:tcPr>
-          <w:p>
-            <w:r>
-              <w:t>Before the next session</w:t>
-            </w:r>
-          </w:p>
-        </w:tc>
-      </w:tr>
-      <w:tr>
-        <w:tc>
-          <w:tcPr>
-            <w:tcW w:type="dxa" w:w="2880"/>
-          </w:tcPr>
-          <w:p>
-            <w:r>
-              <w:t>Reconcile the spending history once the missing records arrive</w:t>
-            </w:r>
-          </w:p>
-        </w:tc>
-        <w:tc>
-          <w:tcPr>
-            <w:tcW w:type="dxa" w:w="2880"/>
-          </w:tcPr>
-          <w:p>
-            <w:r>
-              <w:t>Brenda Clayton</w:t>
-            </w:r>
-          </w:p>
-        </w:tc>
-        <w:tc>
-          <w:tcPr>
-            <w:tcW w:type="dxa" w:w="2880"/>
-          </w:tcPr>
-          <w:p>
-            <w:r>
-              <w:t>Before the next session</w:t>
-            </w:r>
-          </w:p>
-        </w:tc>
-      </w:tr>
-      <w:tr>
-        <w:tc>
-          <w:tcPr>
-            <w:tcW w:type="dxa" w:w="2880"/>
-          </w:tcPr>
-          <w:p>
-            <w:r>
-              <w:t>Confirm the committee thresholds in force in each unit</w:t>
-            </w:r>
-          </w:p>
-        </w:tc>
-        <w:tc>
-          <w:tcPr>
-            <w:tcW w:type="dxa" w:w="2880"/>
-          </w:tcPr>
-          <w:p>
-            <w:r>
-              <w:t>Sandra Flores</w:t>
-            </w:r>
-          </w:p>
-        </w:tc>
-        <w:tc>
-          <w:tcPr>
-            <w:tcW w:type="dxa" w:w="2880"/>
-          </w:tcPr>
-          <w:p>
-            <w:r>
-              <w:t>Within two weeks</w:t>
-            </w:r>
-          </w:p>
-        </w:tc>
-      </w:tr>
-      <w:tr>
-        <w:tc>
-          <w:tcPr>
-            <w:tcW w:type="dxa" w:w="2880"/>
-          </w:tcPr>
-          <w:p>
-            <w:r>
-              <w:t>Set the next working session once the criteria assessment is drafted</w:t>
+              <w:t>Confirm interview times with the two business heads not yet met</w:t>
             </w:r>
           </w:p>
         </w:tc>
@@ -287,12 +269,17 @@
           </w:tcPr>
           <w:p>
             <w:r>
-              <w:t>On completion</w:t>
+              <w:t>This week</w:t>
             </w:r>
           </w:p>
         </w:tc>
       </w:tr>
     </w:tbl>
+    <w:p>
+      <w:r>
+        <w:t>The next step is the reconciliation of the open period. Until Brenda Clayton has closed it, the deployment figures stay provisional and the option work waits on them.</w:t>
+      </w:r>
+    </w:p>
     <w:sectPr>
       <w:headerReference w:type="first" r:id="rId9"/>
       <w:headerReference w:type="default" r:id="rId10"/>
